--- a/Documentation/Working_Documents/Device_Name_Summary.docx
+++ b/Documentation/Working_Documents/Device_Name_Summary.docx
@@ -1,6 +1,6 @@
 
 <file path=word/document.xml><?xml version="1.0" encoding="utf-8"?>
-<w:document xmlns:wpc="http://schemas.microsoft.com/office/word/2010/wordprocessingCanvas" xmlns:cx="http://schemas.microsoft.com/office/drawing/2014/chartex" xmlns:cx1="http://schemas.microsoft.com/office/drawing/2015/9/8/chartex" xmlns:cx2="http://schemas.microsoft.com/office/drawing/2015/10/21/chartex" xmlns:cx3="http://schemas.microsoft.com/office/drawing/2016/5/9/chartex" xmlns:cx4="http://schemas.microsoft.com/office/drawing/2016/5/10/chartex" xmlns:cx5="http://schemas.microsoft.com/office/drawing/2016/5/11/chartex" xmlns:cx6="http://schemas.microsoft.com/office/drawing/2016/5/12/chartex" xmlns:cx7="http://schemas.microsoft.com/office/drawing/2016/5/13/chartex" xmlns:cx8="http://schemas.microsoft.com/office/drawing/2016/5/14/chartex" xmlns:mc="http://schemas.openxmlformats.org/markup-compatibility/2006" xmlns:aink="http://schemas.microsoft.com/office/drawing/2016/ink" xmlns:am3d="http://schemas.microsoft.com/office/drawing/2017/model3d" xmlns:o="urn:schemas-microsoft-com:office:office" xmlns:oel="http://schemas.microsoft.com/office/2019/extlst" xmlns:r="http://schemas.openxmlformats.org/officeDocument/2006/relationships" xmlns:m="http://schemas.openxmlformats.org/officeDocument/2006/math" xmlns:v="urn:schemas-microsoft-com:vml" xmlns:wp14="http://schemas.microsoft.com/office/word/2010/wordprocessingDrawing" xmlns:wp="http://schemas.openxmlformats.org/drawingml/2006/wordprocessingDrawing" xmlns:w10="urn:schemas-microsoft-com:office:word" xmlns:w="http://schemas.openxmlformats.org/wordprocessingml/2006/main" xmlns:w14="http://schemas.microsoft.com/office/word/2010/wordml" xmlns:w15="http://schemas.microsoft.com/office/word/2012/wordml" xmlns:w16cex="http://schemas.microsoft.com/office/word/2018/wordml/cex" xmlns:w16cid="http://schemas.microsoft.com/office/word/2016/wordml/cid" xmlns:w16="http://schemas.microsoft.com/office/word/2018/wordml" xmlns:w16du="http://schemas.microsoft.com/office/word/2023/wordml/word16du" xmlns:w16sdtdh="http://schemas.microsoft.com/office/word/2020/wordml/sdtdatahash" xmlns:w16se="http://schemas.microsoft.com/office/word/2015/wordml/symex" xmlns:wpg="http://schemas.microsoft.com/office/word/2010/wordprocessingGroup" xmlns:wpi="http://schemas.microsoft.com/office/word/2010/wordprocessingInk" xmlns:wne="http://schemas.microsoft.com/office/word/2006/wordml" xmlns:wps="http://schemas.microsoft.com/office/word/2010/wordprocessingShape" mc:Ignorable="w14 w15 w16se w16cid w16 w16cex w16sdtdh w16du wp14">
+<w:document xmlns:wpc="http://schemas.microsoft.com/office/word/2010/wordprocessingCanvas" xmlns:cx="http://schemas.microsoft.com/office/drawing/2014/chartex" xmlns:cx1="http://schemas.microsoft.com/office/drawing/2015/9/8/chartex" xmlns:cx2="http://schemas.microsoft.com/office/drawing/2015/10/21/chartex" xmlns:cx3="http://schemas.microsoft.com/office/drawing/2016/5/9/chartex" xmlns:cx4="http://schemas.microsoft.com/office/drawing/2016/5/10/chartex" xmlns:cx5="http://schemas.microsoft.com/office/drawing/2016/5/11/chartex" xmlns:cx6="http://schemas.microsoft.com/office/drawing/2016/5/12/chartex" xmlns:cx7="http://schemas.microsoft.com/office/drawing/2016/5/13/chartex" xmlns:cx8="http://schemas.microsoft.com/office/drawing/2016/5/14/chartex" xmlns:mc="http://schemas.openxmlformats.org/markup-compatibility/2006" xmlns:aink="http://schemas.microsoft.com/office/drawing/2016/ink" xmlns:am3d="http://schemas.microsoft.com/office/drawing/2017/model3d" xmlns:o="urn:schemas-microsoft-com:office:office" xmlns:oel="http://schemas.microsoft.com/office/2019/extlst" xmlns:r="http://schemas.openxmlformats.org/officeDocument/2006/relationships" xmlns:m="http://schemas.openxmlformats.org/officeDocument/2006/math" xmlns:v="urn:schemas-microsoft-com:vml" xmlns:wp14="http://schemas.microsoft.com/office/word/2010/wordprocessingDrawing" xmlns:wp="http://schemas.openxmlformats.org/drawingml/2006/wordprocessingDrawing" xmlns:w10="urn:schemas-microsoft-com:office:word" xmlns:w="http://schemas.openxmlformats.org/wordprocessingml/2006/main" xmlns:w14="http://schemas.microsoft.com/office/word/2010/wordml" xmlns:w15="http://schemas.microsoft.com/office/word/2012/wordml" xmlns:w16cex="http://schemas.microsoft.com/office/word/2018/wordml/cex" xmlns:w16cid="http://schemas.microsoft.com/office/word/2016/wordml/cid" xmlns:w16="http://schemas.microsoft.com/office/word/2018/wordml" xmlns:w16du="http://schemas.microsoft.com/office/word/2023/wordml/word16du" xmlns:w16sdtdh="http://schemas.microsoft.com/office/word/2020/wordml/sdtdatahash" xmlns:w16sdtfl="http://schemas.microsoft.com/office/word/2024/wordml/sdtformatlock" xmlns:w16se="http://schemas.microsoft.com/office/word/2015/wordml/symex" xmlns:wpg="http://schemas.microsoft.com/office/word/2010/wordprocessingGroup" xmlns:wpi="http://schemas.microsoft.com/office/word/2010/wordprocessingInk" xmlns:wne="http://schemas.microsoft.com/office/word/2006/wordml" xmlns:wps="http://schemas.microsoft.com/office/word/2010/wordprocessingShape" mc:Ignorable="w14 w15 w16se w16cid w16 w16cex w16sdtdh w16sdtfl w16du wp14">
   <w:body>
     <w:p>
       <w:pPr>
@@ -3534,19 +3534,43 @@
         <w:rPr>
           <w:lang w:val="en-US"/>
         </w:rPr>
-        <w:t>&lt;REPLACE WITH GI</w:t>
-      </w:r>
-      <w:r>
-        <w:rPr>
-          <w:lang w:val="en-US"/>
-        </w:rPr>
-        <w:t>THUB REPOSITORY LINK&gt;</w:t>
-      </w:r>
-      <w:r>
-        <w:rPr>
-          <w:lang w:val="en-US"/>
-        </w:rPr>
-        <w:t>/archive/refs/heads/main.zip</w:t>
+        <w:t>&lt;INSERT GITHUB REPO LINK HERE</w:t>
+      </w:r>
+      <w:r>
+        <w:rPr>
+          <w:lang w:val="en-US"/>
+        </w:rPr>
+        <w:t>&gt;</w:t>
+      </w:r>
+      <w:r>
+        <w:rPr>
+          <w:lang w:val="en-US"/>
+        </w:rPr>
+        <w:t xml:space="preserve"> </w:t>
+      </w:r>
+      <w:r>
+        <w:rPr>
+          <w:lang w:val="en-US"/>
+        </w:rPr>
+        <w:t>/</w:t>
+      </w:r>
+      <w:r>
+        <w:rPr>
+          <w:lang w:val="en-US"/>
+        </w:rPr>
+        <w:t>archive/refs/heads/</w:t>
+      </w:r>
+      <w:r>
+        <w:rPr>
+          <w:lang w:val="en-US"/>
+        </w:rPr>
+        <w:t>main</w:t>
+      </w:r>
+      <w:r>
+        <w:rPr>
+          <w:lang w:val="en-US"/>
+        </w:rPr>
+        <w:t>.zip</w:t>
       </w:r>
     </w:p>
     <w:p>
@@ -3688,18 +3712,20 @@
     <w:p>
       <w:pPr>
         <w:rPr>
-          <w:lang w:val="en-US"/>
-        </w:rPr>
-      </w:pPr>
-      <w:r>
-        <w:rPr>
-          <w:lang w:val="en-US"/>
+          <w:lang w:val="fr-FR"/>
+        </w:rPr>
+      </w:pPr>
+      <w:proofErr w:type="gramStart"/>
+      <w:r>
+        <w:rPr>
+          <w:lang w:val="fr-FR"/>
         </w:rPr>
         <w:t>Documentation:</w:t>
       </w:r>
-      <w:r>
-        <w:rPr>
-          <w:lang w:val="en-US"/>
+      <w:proofErr w:type="gramEnd"/>
+      <w:r>
+        <w:rPr>
+          <w:lang w:val="fr-FR"/>
         </w:rPr>
         <w:t xml:space="preserve"> &lt;INSERT DOCUMENTATION LICENSE IF APPLICABLE&gt;</w:t>
       </w:r>
@@ -3716,7 +3742,7 @@
 </file>
 
 <file path=word/endnotes.xml><?xml version="1.0" encoding="utf-8"?>
-<w:endnotes xmlns:wpc="http://schemas.microsoft.com/office/word/2010/wordprocessingCanvas" xmlns:cx="http://schemas.microsoft.com/office/drawing/2014/chartex" xmlns:cx1="http://schemas.microsoft.com/office/drawing/2015/9/8/chartex" xmlns:cx2="http://schemas.microsoft.com/office/drawing/2015/10/21/chartex" xmlns:cx3="http://schemas.microsoft.com/office/drawing/2016/5/9/chartex" xmlns:cx4="http://schemas.microsoft.com/office/drawing/2016/5/10/chartex" xmlns:cx5="http://schemas.microsoft.com/office/drawing/2016/5/11/chartex" xmlns:cx6="http://schemas.microsoft.com/office/drawing/2016/5/12/chartex" xmlns:cx7="http://schemas.microsoft.com/office/drawing/2016/5/13/chartex" xmlns:cx8="http://schemas.microsoft.com/office/drawing/2016/5/14/chartex" xmlns:mc="http://schemas.openxmlformats.org/markup-compatibility/2006" xmlns:aink="http://schemas.microsoft.com/office/drawing/2016/ink" xmlns:am3d="http://schemas.microsoft.com/office/drawing/2017/model3d" xmlns:o="urn:schemas-microsoft-com:office:office" xmlns:oel="http://schemas.microsoft.com/office/2019/extlst" xmlns:r="http://schemas.openxmlformats.org/officeDocument/2006/relationships" xmlns:m="http://schemas.openxmlformats.org/officeDocument/2006/math" xmlns:v="urn:schemas-microsoft-com:vml" xmlns:wp14="http://schemas.microsoft.com/office/word/2010/wordprocessingDrawing" xmlns:wp="http://schemas.openxmlformats.org/drawingml/2006/wordprocessingDrawing" xmlns:w10="urn:schemas-microsoft-com:office:word" xmlns:w="http://schemas.openxmlformats.org/wordprocessingml/2006/main" xmlns:w14="http://schemas.microsoft.com/office/word/2010/wordml" xmlns:w15="http://schemas.microsoft.com/office/word/2012/wordml" xmlns:w16cex="http://schemas.microsoft.com/office/word/2018/wordml/cex" xmlns:w16cid="http://schemas.microsoft.com/office/word/2016/wordml/cid" xmlns:w16="http://schemas.microsoft.com/office/word/2018/wordml" xmlns:w16du="http://schemas.microsoft.com/office/word/2023/wordml/word16du" xmlns:w16sdtdh="http://schemas.microsoft.com/office/word/2020/wordml/sdtdatahash" xmlns:w16se="http://schemas.microsoft.com/office/word/2015/wordml/symex" xmlns:wpg="http://schemas.microsoft.com/office/word/2010/wordprocessingGroup" xmlns:wpi="http://schemas.microsoft.com/office/word/2010/wordprocessingInk" xmlns:wne="http://schemas.microsoft.com/office/word/2006/wordml" xmlns:wps="http://schemas.microsoft.com/office/word/2010/wordprocessingShape" mc:Ignorable="w14 w15 w16se w16cid w16 w16cex w16sdtdh w16du wp14">
+<w:endnotes xmlns:wpc="http://schemas.microsoft.com/office/word/2010/wordprocessingCanvas" xmlns:cx="http://schemas.microsoft.com/office/drawing/2014/chartex" xmlns:cx1="http://schemas.microsoft.com/office/drawing/2015/9/8/chartex" xmlns:cx2="http://schemas.microsoft.com/office/drawing/2015/10/21/chartex" xmlns:cx3="http://schemas.microsoft.com/office/drawing/2016/5/9/chartex" xmlns:cx4="http://schemas.microsoft.com/office/drawing/2016/5/10/chartex" xmlns:cx5="http://schemas.microsoft.com/office/drawing/2016/5/11/chartex" xmlns:cx6="http://schemas.microsoft.com/office/drawing/2016/5/12/chartex" xmlns:cx7="http://schemas.microsoft.com/office/drawing/2016/5/13/chartex" xmlns:cx8="http://schemas.microsoft.com/office/drawing/2016/5/14/chartex" xmlns:mc="http://schemas.openxmlformats.org/markup-compatibility/2006" xmlns:aink="http://schemas.microsoft.com/office/drawing/2016/ink" xmlns:am3d="http://schemas.microsoft.com/office/drawing/2017/model3d" xmlns:o="urn:schemas-microsoft-com:office:office" xmlns:oel="http://schemas.microsoft.com/office/2019/extlst" xmlns:r="http://schemas.openxmlformats.org/officeDocument/2006/relationships" xmlns:m="http://schemas.openxmlformats.org/officeDocument/2006/math" xmlns:v="urn:schemas-microsoft-com:vml" xmlns:wp14="http://schemas.microsoft.com/office/word/2010/wordprocessingDrawing" xmlns:wp="http://schemas.openxmlformats.org/drawingml/2006/wordprocessingDrawing" xmlns:w10="urn:schemas-microsoft-com:office:word" xmlns:w="http://schemas.openxmlformats.org/wordprocessingml/2006/main" xmlns:w14="http://schemas.microsoft.com/office/word/2010/wordml" xmlns:w15="http://schemas.microsoft.com/office/word/2012/wordml" xmlns:w16cex="http://schemas.microsoft.com/office/word/2018/wordml/cex" xmlns:w16cid="http://schemas.microsoft.com/office/word/2016/wordml/cid" xmlns:w16="http://schemas.microsoft.com/office/word/2018/wordml" xmlns:w16du="http://schemas.microsoft.com/office/word/2023/wordml/word16du" xmlns:w16sdtdh="http://schemas.microsoft.com/office/word/2020/wordml/sdtdatahash" xmlns:w16sdtfl="http://schemas.microsoft.com/office/word/2024/wordml/sdtformatlock" xmlns:w16se="http://schemas.microsoft.com/office/word/2015/wordml/symex" xmlns:wpg="http://schemas.microsoft.com/office/word/2010/wordprocessingGroup" xmlns:wpi="http://schemas.microsoft.com/office/word/2010/wordprocessingInk" xmlns:wne="http://schemas.microsoft.com/office/word/2006/wordml" xmlns:wps="http://schemas.microsoft.com/office/word/2010/wordprocessingShape" mc:Ignorable="w14 w15 w16se w16cid w16 w16cex w16sdtdh w16sdtfl w16du wp14">
   <w:endnote w:type="separator" w:id="-1">
     <w:p>
       <w:pPr>
@@ -3748,7 +3774,7 @@
 </file>
 
 <file path=word/footer1.xml><?xml version="1.0" encoding="utf-8"?>
-<w:ftr xmlns:wpc="http://schemas.microsoft.com/office/word/2010/wordprocessingCanvas" xmlns:cx="http://schemas.microsoft.com/office/drawing/2014/chartex" xmlns:cx1="http://schemas.microsoft.com/office/drawing/2015/9/8/chartex" xmlns:cx2="http://schemas.microsoft.com/office/drawing/2015/10/21/chartex" xmlns:cx3="http://schemas.microsoft.com/office/drawing/2016/5/9/chartex" xmlns:cx4="http://schemas.microsoft.com/office/drawing/2016/5/10/chartex" xmlns:cx5="http://schemas.microsoft.com/office/drawing/2016/5/11/chartex" xmlns:cx6="http://schemas.microsoft.com/office/drawing/2016/5/12/chartex" xmlns:cx7="http://schemas.microsoft.com/office/drawing/2016/5/13/chartex" xmlns:cx8="http://schemas.microsoft.com/office/drawing/2016/5/14/chartex" xmlns:mc="http://schemas.openxmlformats.org/markup-compatibility/2006" xmlns:aink="http://schemas.microsoft.com/office/drawing/2016/ink" xmlns:am3d="http://schemas.microsoft.com/office/drawing/2017/model3d" xmlns:o="urn:schemas-microsoft-com:office:office" xmlns:oel="http://schemas.microsoft.com/office/2019/extlst" xmlns:r="http://schemas.openxmlformats.org/officeDocument/2006/relationships" xmlns:m="http://schemas.openxmlformats.org/officeDocument/2006/math" xmlns:v="urn:schemas-microsoft-com:vml" xmlns:wp14="http://schemas.microsoft.com/office/word/2010/wordprocessingDrawing" xmlns:wp="http://schemas.openxmlformats.org/drawingml/2006/wordprocessingDrawing" xmlns:w10="urn:schemas-microsoft-com:office:word" xmlns:w="http://schemas.openxmlformats.org/wordprocessingml/2006/main" xmlns:w14="http://schemas.microsoft.com/office/word/2010/wordml" xmlns:w15="http://schemas.microsoft.com/office/word/2012/wordml" xmlns:w16cex="http://schemas.microsoft.com/office/word/2018/wordml/cex" xmlns:w16cid="http://schemas.microsoft.com/office/word/2016/wordml/cid" xmlns:w16="http://schemas.microsoft.com/office/word/2018/wordml" xmlns:w16du="http://schemas.microsoft.com/office/word/2023/wordml/word16du" xmlns:w16sdtdh="http://schemas.microsoft.com/office/word/2020/wordml/sdtdatahash" xmlns:w16se="http://schemas.microsoft.com/office/word/2015/wordml/symex" xmlns:wpg="http://schemas.microsoft.com/office/word/2010/wordprocessingGroup" xmlns:wpi="http://schemas.microsoft.com/office/word/2010/wordprocessingInk" xmlns:wne="http://schemas.microsoft.com/office/word/2006/wordml" xmlns:wps="http://schemas.microsoft.com/office/word/2010/wordprocessingShape" mc:Ignorable="w14 w15 w16se w16cid w16 w16cex w16sdtdh w16du wp14">
+<w:ftr xmlns:wpc="http://schemas.microsoft.com/office/word/2010/wordprocessingCanvas" xmlns:cx="http://schemas.microsoft.com/office/drawing/2014/chartex" xmlns:cx1="http://schemas.microsoft.com/office/drawing/2015/9/8/chartex" xmlns:cx2="http://schemas.microsoft.com/office/drawing/2015/10/21/chartex" xmlns:cx3="http://schemas.microsoft.com/office/drawing/2016/5/9/chartex" xmlns:cx4="http://schemas.microsoft.com/office/drawing/2016/5/10/chartex" xmlns:cx5="http://schemas.microsoft.com/office/drawing/2016/5/11/chartex" xmlns:cx6="http://schemas.microsoft.com/office/drawing/2016/5/12/chartex" xmlns:cx7="http://schemas.microsoft.com/office/drawing/2016/5/13/chartex" xmlns:cx8="http://schemas.microsoft.com/office/drawing/2016/5/14/chartex" xmlns:mc="http://schemas.openxmlformats.org/markup-compatibility/2006" xmlns:aink="http://schemas.microsoft.com/office/drawing/2016/ink" xmlns:am3d="http://schemas.microsoft.com/office/drawing/2017/model3d" xmlns:o="urn:schemas-microsoft-com:office:office" xmlns:oel="http://schemas.microsoft.com/office/2019/extlst" xmlns:r="http://schemas.openxmlformats.org/officeDocument/2006/relationships" xmlns:m="http://schemas.openxmlformats.org/officeDocument/2006/math" xmlns:v="urn:schemas-microsoft-com:vml" xmlns:wp14="http://schemas.microsoft.com/office/word/2010/wordprocessingDrawing" xmlns:wp="http://schemas.openxmlformats.org/drawingml/2006/wordprocessingDrawing" xmlns:w10="urn:schemas-microsoft-com:office:word" xmlns:w="http://schemas.openxmlformats.org/wordprocessingml/2006/main" xmlns:w14="http://schemas.microsoft.com/office/word/2010/wordml" xmlns:w15="http://schemas.microsoft.com/office/word/2012/wordml" xmlns:w16cex="http://schemas.microsoft.com/office/word/2018/wordml/cex" xmlns:w16cid="http://schemas.microsoft.com/office/word/2016/wordml/cid" xmlns:w16="http://schemas.microsoft.com/office/word/2018/wordml" xmlns:w16du="http://schemas.microsoft.com/office/word/2023/wordml/word16du" xmlns:w16sdtdh="http://schemas.microsoft.com/office/word/2020/wordml/sdtdatahash" xmlns:w16sdtfl="http://schemas.microsoft.com/office/word/2024/wordml/sdtformatlock" xmlns:w16se="http://schemas.microsoft.com/office/word/2015/wordml/symex" xmlns:wpg="http://schemas.microsoft.com/office/word/2010/wordprocessingGroup" xmlns:wpi="http://schemas.microsoft.com/office/word/2010/wordprocessingInk" xmlns:wne="http://schemas.microsoft.com/office/word/2006/wordml" xmlns:wps="http://schemas.microsoft.com/office/word/2010/wordprocessingShape" mc:Ignorable="w14 w15 w16se w16cid w16 w16cex w16sdtdh w16sdtfl w16du wp14">
   <w:p>
     <w:pPr>
       <w:pStyle w:val="Header"/>
@@ -4035,7 +4061,7 @@
 </file>
 
 <file path=word/footnotes.xml><?xml version="1.0" encoding="utf-8"?>
-<w:footnotes xmlns:wpc="http://schemas.microsoft.com/office/word/2010/wordprocessingCanvas" xmlns:cx="http://schemas.microsoft.com/office/drawing/2014/chartex" xmlns:cx1="http://schemas.microsoft.com/office/drawing/2015/9/8/chartex" xmlns:cx2="http://schemas.microsoft.com/office/drawing/2015/10/21/chartex" xmlns:cx3="http://schemas.microsoft.com/office/drawing/2016/5/9/chartex" xmlns:cx4="http://schemas.microsoft.com/office/drawing/2016/5/10/chartex" xmlns:cx5="http://schemas.microsoft.com/office/drawing/2016/5/11/chartex" xmlns:cx6="http://schemas.microsoft.com/office/drawing/2016/5/12/chartex" xmlns:cx7="http://schemas.microsoft.com/office/drawing/2016/5/13/chartex" xmlns:cx8="http://schemas.microsoft.com/office/drawing/2016/5/14/chartex" xmlns:mc="http://schemas.openxmlformats.org/markup-compatibility/2006" xmlns:aink="http://schemas.microsoft.com/office/drawing/2016/ink" xmlns:am3d="http://schemas.microsoft.com/office/drawing/2017/model3d" xmlns:o="urn:schemas-microsoft-com:office:office" xmlns:oel="http://schemas.microsoft.com/office/2019/extlst" xmlns:r="http://schemas.openxmlformats.org/officeDocument/2006/relationships" xmlns:m="http://schemas.openxmlformats.org/officeDocument/2006/math" xmlns:v="urn:schemas-microsoft-com:vml" xmlns:wp14="http://schemas.microsoft.com/office/word/2010/wordprocessingDrawing" xmlns:wp="http://schemas.openxmlformats.org/drawingml/2006/wordprocessingDrawing" xmlns:w10="urn:schemas-microsoft-com:office:word" xmlns:w="http://schemas.openxmlformats.org/wordprocessingml/2006/main" xmlns:w14="http://schemas.microsoft.com/office/word/2010/wordml" xmlns:w15="http://schemas.microsoft.com/office/word/2012/wordml" xmlns:w16cex="http://schemas.microsoft.com/office/word/2018/wordml/cex" xmlns:w16cid="http://schemas.microsoft.com/office/word/2016/wordml/cid" xmlns:w16="http://schemas.microsoft.com/office/word/2018/wordml" xmlns:w16du="http://schemas.microsoft.com/office/word/2023/wordml/word16du" xmlns:w16sdtdh="http://schemas.microsoft.com/office/word/2020/wordml/sdtdatahash" xmlns:w16se="http://schemas.microsoft.com/office/word/2015/wordml/symex" xmlns:wpg="http://schemas.microsoft.com/office/word/2010/wordprocessingGroup" xmlns:wpi="http://schemas.microsoft.com/office/word/2010/wordprocessingInk" xmlns:wne="http://schemas.microsoft.com/office/word/2006/wordml" xmlns:wps="http://schemas.microsoft.com/office/word/2010/wordprocessingShape" mc:Ignorable="w14 w15 w16se w16cid w16 w16cex w16sdtdh w16du wp14">
+<w:footnotes xmlns:wpc="http://schemas.microsoft.com/office/word/2010/wordprocessingCanvas" xmlns:cx="http://schemas.microsoft.com/office/drawing/2014/chartex" xmlns:cx1="http://schemas.microsoft.com/office/drawing/2015/9/8/chartex" xmlns:cx2="http://schemas.microsoft.com/office/drawing/2015/10/21/chartex" xmlns:cx3="http://schemas.microsoft.com/office/drawing/2016/5/9/chartex" xmlns:cx4="http://schemas.microsoft.com/office/drawing/2016/5/10/chartex" xmlns:cx5="http://schemas.microsoft.com/office/drawing/2016/5/11/chartex" xmlns:cx6="http://schemas.microsoft.com/office/drawing/2016/5/12/chartex" xmlns:cx7="http://schemas.microsoft.com/office/drawing/2016/5/13/chartex" xmlns:cx8="http://schemas.microsoft.com/office/drawing/2016/5/14/chartex" xmlns:mc="http://schemas.openxmlformats.org/markup-compatibility/2006" xmlns:aink="http://schemas.microsoft.com/office/drawing/2016/ink" xmlns:am3d="http://schemas.microsoft.com/office/drawing/2017/model3d" xmlns:o="urn:schemas-microsoft-com:office:office" xmlns:oel="http://schemas.microsoft.com/office/2019/extlst" xmlns:r="http://schemas.openxmlformats.org/officeDocument/2006/relationships" xmlns:m="http://schemas.openxmlformats.org/officeDocument/2006/math" xmlns:v="urn:schemas-microsoft-com:vml" xmlns:wp14="http://schemas.microsoft.com/office/word/2010/wordprocessingDrawing" xmlns:wp="http://schemas.openxmlformats.org/drawingml/2006/wordprocessingDrawing" xmlns:w10="urn:schemas-microsoft-com:office:word" xmlns:w="http://schemas.openxmlformats.org/wordprocessingml/2006/main" xmlns:w14="http://schemas.microsoft.com/office/word/2010/wordml" xmlns:w15="http://schemas.microsoft.com/office/word/2012/wordml" xmlns:w16cex="http://schemas.microsoft.com/office/word/2018/wordml/cex" xmlns:w16cid="http://schemas.microsoft.com/office/word/2016/wordml/cid" xmlns:w16="http://schemas.microsoft.com/office/word/2018/wordml" xmlns:w16du="http://schemas.microsoft.com/office/word/2023/wordml/word16du" xmlns:w16sdtdh="http://schemas.microsoft.com/office/word/2020/wordml/sdtdatahash" xmlns:w16sdtfl="http://schemas.microsoft.com/office/word/2024/wordml/sdtformatlock" xmlns:w16se="http://schemas.microsoft.com/office/word/2015/wordml/symex" xmlns:wpg="http://schemas.microsoft.com/office/word/2010/wordprocessingGroup" xmlns:wpi="http://schemas.microsoft.com/office/word/2010/wordprocessingInk" xmlns:wne="http://schemas.microsoft.com/office/word/2006/wordml" xmlns:wps="http://schemas.microsoft.com/office/word/2010/wordprocessingShape" mc:Ignorable="w14 w15 w16se w16cid w16 w16cex w16sdtdh w16sdtfl w16du wp14">
   <w:footnote w:type="separator" w:id="-1">
     <w:p>
       <w:pPr>
@@ -4067,7 +4093,7 @@
 </file>
 
 <file path=word/header1.xml><?xml version="1.0" encoding="utf-8"?>
-<w:hdr xmlns:wpc="http://schemas.microsoft.com/office/word/2010/wordprocessingCanvas" xmlns:cx="http://schemas.microsoft.com/office/drawing/2014/chartex" xmlns:cx1="http://schemas.microsoft.com/office/drawing/2015/9/8/chartex" xmlns:cx2="http://schemas.microsoft.com/office/drawing/2015/10/21/chartex" xmlns:cx3="http://schemas.microsoft.com/office/drawing/2016/5/9/chartex" xmlns:cx4="http://schemas.microsoft.com/office/drawing/2016/5/10/chartex" xmlns:cx5="http://schemas.microsoft.com/office/drawing/2016/5/11/chartex" xmlns:cx6="http://schemas.microsoft.com/office/drawing/2016/5/12/chartex" xmlns:cx7="http://schemas.microsoft.com/office/drawing/2016/5/13/chartex" xmlns:cx8="http://schemas.microsoft.com/office/drawing/2016/5/14/chartex" xmlns:mc="http://schemas.openxmlformats.org/markup-compatibility/2006" xmlns:aink="http://schemas.microsoft.com/office/drawing/2016/ink" xmlns:am3d="http://schemas.microsoft.com/office/drawing/2017/model3d" xmlns:o="urn:schemas-microsoft-com:office:office" xmlns:oel="http://schemas.microsoft.com/office/2019/extlst" xmlns:r="http://schemas.openxmlformats.org/officeDocument/2006/relationships" xmlns:m="http://schemas.openxmlformats.org/officeDocument/2006/math" xmlns:v="urn:schemas-microsoft-com:vml" xmlns:wp14="http://schemas.microsoft.com/office/word/2010/wordprocessingDrawing" xmlns:wp="http://schemas.openxmlformats.org/drawingml/2006/wordprocessingDrawing" xmlns:w10="urn:schemas-microsoft-com:office:word" xmlns:w="http://schemas.openxmlformats.org/wordprocessingml/2006/main" xmlns:w14="http://schemas.microsoft.com/office/word/2010/wordml" xmlns:w15="http://schemas.microsoft.com/office/word/2012/wordml" xmlns:w16cex="http://schemas.microsoft.com/office/word/2018/wordml/cex" xmlns:w16cid="http://schemas.microsoft.com/office/word/2016/wordml/cid" xmlns:w16="http://schemas.microsoft.com/office/word/2018/wordml" xmlns:w16du="http://schemas.microsoft.com/office/word/2023/wordml/word16du" xmlns:w16sdtdh="http://schemas.microsoft.com/office/word/2020/wordml/sdtdatahash" xmlns:w16se="http://schemas.microsoft.com/office/word/2015/wordml/symex" xmlns:wpg="http://schemas.microsoft.com/office/word/2010/wordprocessingGroup" xmlns:wpi="http://schemas.microsoft.com/office/word/2010/wordprocessingInk" xmlns:wne="http://schemas.microsoft.com/office/word/2006/wordml" xmlns:wps="http://schemas.microsoft.com/office/word/2010/wordprocessingShape" mc:Ignorable="w14 w15 w16se w16cid w16 w16cex w16sdtdh w16du wp14">
+<w:hdr xmlns:wpc="http://schemas.microsoft.com/office/word/2010/wordprocessingCanvas" xmlns:cx="http://schemas.microsoft.com/office/drawing/2014/chartex" xmlns:cx1="http://schemas.microsoft.com/office/drawing/2015/9/8/chartex" xmlns:cx2="http://schemas.microsoft.com/office/drawing/2015/10/21/chartex" xmlns:cx3="http://schemas.microsoft.com/office/drawing/2016/5/9/chartex" xmlns:cx4="http://schemas.microsoft.com/office/drawing/2016/5/10/chartex" xmlns:cx5="http://schemas.microsoft.com/office/drawing/2016/5/11/chartex" xmlns:cx6="http://schemas.microsoft.com/office/drawing/2016/5/12/chartex" xmlns:cx7="http://schemas.microsoft.com/office/drawing/2016/5/13/chartex" xmlns:cx8="http://schemas.microsoft.com/office/drawing/2016/5/14/chartex" xmlns:mc="http://schemas.openxmlformats.org/markup-compatibility/2006" xmlns:aink="http://schemas.microsoft.com/office/drawing/2016/ink" xmlns:am3d="http://schemas.microsoft.com/office/drawing/2017/model3d" xmlns:o="urn:schemas-microsoft-com:office:office" xmlns:oel="http://schemas.microsoft.com/office/2019/extlst" xmlns:r="http://schemas.openxmlformats.org/officeDocument/2006/relationships" xmlns:m="http://schemas.openxmlformats.org/officeDocument/2006/math" xmlns:v="urn:schemas-microsoft-com:vml" xmlns:wp14="http://schemas.microsoft.com/office/word/2010/wordprocessingDrawing" xmlns:wp="http://schemas.openxmlformats.org/drawingml/2006/wordprocessingDrawing" xmlns:w10="urn:schemas-microsoft-com:office:word" xmlns:w="http://schemas.openxmlformats.org/wordprocessingml/2006/main" xmlns:w14="http://schemas.microsoft.com/office/word/2010/wordml" xmlns:w15="http://schemas.microsoft.com/office/word/2012/wordml" xmlns:w16cex="http://schemas.microsoft.com/office/word/2018/wordml/cex" xmlns:w16cid="http://schemas.microsoft.com/office/word/2016/wordml/cid" xmlns:w16="http://schemas.microsoft.com/office/word/2018/wordml" xmlns:w16du="http://schemas.microsoft.com/office/word/2023/wordml/word16du" xmlns:w16sdtdh="http://schemas.microsoft.com/office/word/2020/wordml/sdtdatahash" xmlns:w16sdtfl="http://schemas.microsoft.com/office/word/2024/wordml/sdtformatlock" xmlns:w16se="http://schemas.microsoft.com/office/word/2015/wordml/symex" xmlns:wpg="http://schemas.microsoft.com/office/word/2010/wordprocessingGroup" xmlns:wpi="http://schemas.microsoft.com/office/word/2010/wordprocessingInk" xmlns:wne="http://schemas.microsoft.com/office/word/2006/wordml" xmlns:wps="http://schemas.microsoft.com/office/word/2010/wordprocessingShape" mc:Ignorable="w14 w15 w16se w16cid w16 w16cex w16sdtdh w16sdtfl w16du wp14">
   <w:p>
     <w:pPr>
       <w:pStyle w:val="Header"/>
@@ -4324,7 +4350,7 @@
 </file>
 
 <file path=word/numbering.xml><?xml version="1.0" encoding="utf-8"?>
-<w:numbering xmlns:wpc="http://schemas.microsoft.com/office/word/2010/wordprocessingCanvas" xmlns:cx="http://schemas.microsoft.com/office/drawing/2014/chartex" xmlns:cx1="http://schemas.microsoft.com/office/drawing/2015/9/8/chartex" xmlns:cx2="http://schemas.microsoft.com/office/drawing/2015/10/21/chartex" xmlns:cx3="http://schemas.microsoft.com/office/drawing/2016/5/9/chartex" xmlns:cx4="http://schemas.microsoft.com/office/drawing/2016/5/10/chartex" xmlns:cx5="http://schemas.microsoft.com/office/drawing/2016/5/11/chartex" xmlns:cx6="http://schemas.microsoft.com/office/drawing/2016/5/12/chartex" xmlns:cx7="http://schemas.microsoft.com/office/drawing/2016/5/13/chartex" xmlns:cx8="http://schemas.microsoft.com/office/drawing/2016/5/14/chartex" xmlns:mc="http://schemas.openxmlformats.org/markup-compatibility/2006" xmlns:aink="http://schemas.microsoft.com/office/drawing/2016/ink" xmlns:am3d="http://schemas.microsoft.com/office/drawing/2017/model3d" xmlns:o="urn:schemas-microsoft-com:office:office" xmlns:oel="http://schemas.microsoft.com/office/2019/extlst" xmlns:r="http://schemas.openxmlformats.org/officeDocument/2006/relationships" xmlns:m="http://schemas.openxmlformats.org/officeDocument/2006/math" xmlns:v="urn:schemas-microsoft-com:vml" xmlns:wp14="http://schemas.microsoft.com/office/word/2010/wordprocessingDrawing" xmlns:wp="http://schemas.openxmlformats.org/drawingml/2006/wordprocessingDrawing" xmlns:w10="urn:schemas-microsoft-com:office:word" xmlns:w="http://schemas.openxmlformats.org/wordprocessingml/2006/main" xmlns:w14="http://schemas.microsoft.com/office/word/2010/wordml" xmlns:w15="http://schemas.microsoft.com/office/word/2012/wordml" xmlns:w16cex="http://schemas.microsoft.com/office/word/2018/wordml/cex" xmlns:w16cid="http://schemas.microsoft.com/office/word/2016/wordml/cid" xmlns:w16="http://schemas.microsoft.com/office/word/2018/wordml" xmlns:w16du="http://schemas.microsoft.com/office/word/2023/wordml/word16du" xmlns:w16sdtdh="http://schemas.microsoft.com/office/word/2020/wordml/sdtdatahash" xmlns:w16se="http://schemas.microsoft.com/office/word/2015/wordml/symex" xmlns:wpg="http://schemas.microsoft.com/office/word/2010/wordprocessingGroup" xmlns:wpi="http://schemas.microsoft.com/office/word/2010/wordprocessingInk" xmlns:wne="http://schemas.microsoft.com/office/word/2006/wordml" xmlns:wps="http://schemas.microsoft.com/office/word/2010/wordprocessingShape" mc:Ignorable="w14 w15 w16se w16cid w16 w16cex w16sdtdh w16du wp14">
+<w:numbering xmlns:wpc="http://schemas.microsoft.com/office/word/2010/wordprocessingCanvas" xmlns:cx="http://schemas.microsoft.com/office/drawing/2014/chartex" xmlns:cx1="http://schemas.microsoft.com/office/drawing/2015/9/8/chartex" xmlns:cx2="http://schemas.microsoft.com/office/drawing/2015/10/21/chartex" xmlns:cx3="http://schemas.microsoft.com/office/drawing/2016/5/9/chartex" xmlns:cx4="http://schemas.microsoft.com/office/drawing/2016/5/10/chartex" xmlns:cx5="http://schemas.microsoft.com/office/drawing/2016/5/11/chartex" xmlns:cx6="http://schemas.microsoft.com/office/drawing/2016/5/12/chartex" xmlns:cx7="http://schemas.microsoft.com/office/drawing/2016/5/13/chartex" xmlns:cx8="http://schemas.microsoft.com/office/drawing/2016/5/14/chartex" xmlns:mc="http://schemas.openxmlformats.org/markup-compatibility/2006" xmlns:aink="http://schemas.microsoft.com/office/drawing/2016/ink" xmlns:am3d="http://schemas.microsoft.com/office/drawing/2017/model3d" xmlns:o="urn:schemas-microsoft-com:office:office" xmlns:oel="http://schemas.microsoft.com/office/2019/extlst" xmlns:r="http://schemas.openxmlformats.org/officeDocument/2006/relationships" xmlns:m="http://schemas.openxmlformats.org/officeDocument/2006/math" xmlns:v="urn:schemas-microsoft-com:vml" xmlns:wp14="http://schemas.microsoft.com/office/word/2010/wordprocessingDrawing" xmlns:wp="http://schemas.openxmlformats.org/drawingml/2006/wordprocessingDrawing" xmlns:w10="urn:schemas-microsoft-com:office:word" xmlns:w="http://schemas.openxmlformats.org/wordprocessingml/2006/main" xmlns:w14="http://schemas.microsoft.com/office/word/2010/wordml" xmlns:w15="http://schemas.microsoft.com/office/word/2012/wordml" xmlns:w16cex="http://schemas.microsoft.com/office/word/2018/wordml/cex" xmlns:w16cid="http://schemas.microsoft.com/office/word/2016/wordml/cid" xmlns:w16="http://schemas.microsoft.com/office/word/2018/wordml" xmlns:w16du="http://schemas.microsoft.com/office/word/2023/wordml/word16du" xmlns:w16sdtdh="http://schemas.microsoft.com/office/word/2020/wordml/sdtdatahash" xmlns:w16sdtfl="http://schemas.microsoft.com/office/word/2024/wordml/sdtformatlock" xmlns:w16se="http://schemas.microsoft.com/office/word/2015/wordml/symex" xmlns:wpg="http://schemas.microsoft.com/office/word/2010/wordprocessingGroup" xmlns:wpi="http://schemas.microsoft.com/office/word/2010/wordprocessingInk" xmlns:wne="http://schemas.microsoft.com/office/word/2006/wordml" xmlns:wps="http://schemas.microsoft.com/office/word/2010/wordprocessingShape" mc:Ignorable="w14 w15 w16se w16cid w16 w16cex w16sdtdh w16sdtfl w16du wp14">
   <w:abstractNum w:abstractNumId="0" w15:restartNumberingAfterBreak="0">
     <w:nsid w:val="0611A64E"/>
     <w:multiLevelType w:val="hybridMultilevel"/>
@@ -4877,7 +4903,7 @@
 </file>
 
 <file path=word/styles.xml><?xml version="1.0" encoding="utf-8"?>
-<w:styles xmlns:mc="http://schemas.openxmlformats.org/markup-compatibility/2006" xmlns:r="http://schemas.openxmlformats.org/officeDocument/2006/relationships" xmlns:w="http://schemas.openxmlformats.org/wordprocessingml/2006/main" xmlns:w14="http://schemas.microsoft.com/office/word/2010/wordml" xmlns:w15="http://schemas.microsoft.com/office/word/2012/wordml" xmlns:w16cex="http://schemas.microsoft.com/office/word/2018/wordml/cex" xmlns:w16cid="http://schemas.microsoft.com/office/word/2016/wordml/cid" xmlns:w16="http://schemas.microsoft.com/office/word/2018/wordml" xmlns:w16du="http://schemas.microsoft.com/office/word/2023/wordml/word16du" xmlns:w16sdtdh="http://schemas.microsoft.com/office/word/2020/wordml/sdtdatahash" xmlns:w16se="http://schemas.microsoft.com/office/word/2015/wordml/symex" mc:Ignorable="w14 w15 w16se w16cid w16 w16cex w16sdtdh w16du">
+<w:styles xmlns:mc="http://schemas.openxmlformats.org/markup-compatibility/2006" xmlns:r="http://schemas.openxmlformats.org/officeDocument/2006/relationships" xmlns:w="http://schemas.openxmlformats.org/wordprocessingml/2006/main" xmlns:w14="http://schemas.microsoft.com/office/word/2010/wordml" xmlns:w15="http://schemas.microsoft.com/office/word/2012/wordml" xmlns:w16cex="http://schemas.microsoft.com/office/word/2018/wordml/cex" xmlns:w16cid="http://schemas.microsoft.com/office/word/2016/wordml/cid" xmlns:w16="http://schemas.microsoft.com/office/word/2018/wordml" xmlns:w16du="http://schemas.microsoft.com/office/word/2023/wordml/word16du" xmlns:w16sdtdh="http://schemas.microsoft.com/office/word/2020/wordml/sdtdatahash" xmlns:w16sdtfl="http://schemas.microsoft.com/office/word/2024/wordml/sdtformatlock" xmlns:w16se="http://schemas.microsoft.com/office/word/2015/wordml/symex" mc:Ignorable="w14 w15 w16se w16cid w16 w16cex w16sdtdh w16sdtfl w16du">
   <w:docDefaults>
     <w:rPrDefault>
       <w:rPr>
@@ -6291,17 +6317,6 @@
 </file>
 
 <file path=customXml/item1.xml><?xml version="1.0" encoding="utf-8"?>
-<p:properties xmlns:p="http://schemas.microsoft.com/office/2006/metadata/properties" xmlns:xsi="http://www.w3.org/2001/XMLSchema-instance" xmlns:pc="http://schemas.microsoft.com/office/infopath/2007/PartnerControls">
-  <documentManagement>
-    <TaxCatchAll xmlns="72c39c84-b0a3-45a2-a38c-ff46bb47f11f" xsi:nil="true"/>
-    <lcf76f155ced4ddcb4097134ff3c332f xmlns="cf9f6c1f-8ad0-4eb8-bb2b-fb0b622a341e">
-      <Terms xmlns="http://schemas.microsoft.com/office/infopath/2007/PartnerControls"/>
-    </lcf76f155ced4ddcb4097134ff3c332f>
-  </documentManagement>
-</p:properties>
-</file>
-
-<file path=customXml/item2.xml><?xml version="1.0" encoding="utf-8"?>
 <?mso-contentType ?>
 <FormTemplates xmlns="http://schemas.microsoft.com/sharepoint/v3/contenttype/forms">
   <Display>DocumentLibraryForm</Display>
@@ -6310,11 +6325,11 @@
 </FormTemplates>
 </file>
 
-<file path=customXml/item3.xml><?xml version="1.0" encoding="utf-8"?>
+<file path=customXml/item2.xml><?xml version="1.0" encoding="utf-8"?>
 <b:Sources xmlns:b="http://schemas.openxmlformats.org/officeDocument/2006/bibliography" xmlns="http://schemas.openxmlformats.org/officeDocument/2006/bibliography" SelectedStyle="\APASixthEditionOfficeOnline.xsl" StyleName="APA" Version="6"/>
 </file>
 
-<file path=customXml/item4.xml><?xml version="1.0" encoding="utf-8"?>
+<file path=customXml/item3.xml><?xml version="1.0" encoding="utf-8"?>
 <ct:contentTypeSchema xmlns:ct="http://schemas.microsoft.com/office/2006/metadata/contentType" xmlns:ma="http://schemas.microsoft.com/office/2006/metadata/properties/metaAttributes" ct:_="" ma:_="" ma:contentTypeName="Document" ma:contentTypeID="0x010100B51EC7ECFAC78D4E8EF6CBAFFF0B3505" ma:contentTypeVersion="18" ma:contentTypeDescription="Create a new document." ma:contentTypeScope="" ma:versionID="c16a8de1b3ad07fcfe40131daee80152">
   <xsd:schema xmlns:xsd="http://www.w3.org/2001/XMLSchema" xmlns:xs="http://www.w3.org/2001/XMLSchema" xmlns:p="http://schemas.microsoft.com/office/2006/metadata/properties" xmlns:ns2="cf9f6c1f-8ad0-4eb8-bb2b-fb0b622a341e" xmlns:ns3="72c39c84-b0a3-45a2-a38c-ff46bb47f11f" targetNamespace="http://schemas.microsoft.com/office/2006/metadata/properties" ma:root="true" ma:fieldsID="85720a748046338a72a4f25fe522aa39" ns2:_="" ns3:_="">
     <xsd:import namespace="cf9f6c1f-8ad0-4eb8-bb2b-fb0b622a341e"/>
@@ -6563,18 +6578,18 @@
 </ct:contentTypeSchema>
 </file>
 
-<file path=customXml/itemProps1.xml><?xml version="1.0" encoding="utf-8"?>
-<ds:datastoreItem xmlns:ds="http://schemas.openxmlformats.org/officeDocument/2006/customXml" ds:itemID="{409E795B-55BB-4B09-A4AF-7E3EFD40BF53}">
-  <ds:schemaRefs>
-    <ds:schemaRef ds:uri="http://schemas.microsoft.com/office/2006/metadata/properties"/>
-    <ds:schemaRef ds:uri="http://schemas.microsoft.com/office/infopath/2007/PartnerControls"/>
-    <ds:schemaRef ds:uri="72c39c84-b0a3-45a2-a38c-ff46bb47f11f"/>
-    <ds:schemaRef ds:uri="cf9f6c1f-8ad0-4eb8-bb2b-fb0b622a341e"/>
-  </ds:schemaRefs>
-</ds:datastoreItem>
+<file path=customXml/item4.xml><?xml version="1.0" encoding="utf-8"?>
+<p:properties xmlns:p="http://schemas.microsoft.com/office/2006/metadata/properties" xmlns:xsi="http://www.w3.org/2001/XMLSchema-instance" xmlns:pc="http://schemas.microsoft.com/office/infopath/2007/PartnerControls">
+  <documentManagement>
+    <TaxCatchAll xmlns="72c39c84-b0a3-45a2-a38c-ff46bb47f11f" xsi:nil="true"/>
+    <lcf76f155ced4ddcb4097134ff3c332f xmlns="cf9f6c1f-8ad0-4eb8-bb2b-fb0b622a341e">
+      <Terms xmlns="http://schemas.microsoft.com/office/infopath/2007/PartnerControls"/>
+    </lcf76f155ced4ddcb4097134ff3c332f>
+  </documentManagement>
+</p:properties>
 </file>
 
-<file path=customXml/itemProps2.xml><?xml version="1.0" encoding="utf-8"?>
+<file path=customXml/itemProps1.xml><?xml version="1.0" encoding="utf-8"?>
 <ds:datastoreItem xmlns:ds="http://schemas.openxmlformats.org/officeDocument/2006/customXml" ds:itemID="{59E580A2-900E-49E4-BB8B-6C56BD0896DA}">
   <ds:schemaRefs>
     <ds:schemaRef ds:uri="http://schemas.microsoft.com/sharepoint/v3/contenttype/forms"/>
@@ -6582,7 +6597,7 @@
 </ds:datastoreItem>
 </file>
 
-<file path=customXml/itemProps3.xml><?xml version="1.0" encoding="utf-8"?>
+<file path=customXml/itemProps2.xml><?xml version="1.0" encoding="utf-8"?>
 <ds:datastoreItem xmlns:ds="http://schemas.openxmlformats.org/officeDocument/2006/customXml" ds:itemID="{5490CF3F-A64E-4B68-BE9F-6B8BA2E9C457}">
   <ds:schemaRefs>
     <ds:schemaRef ds:uri="http://schemas.openxmlformats.org/officeDocument/2006/bibliography"/>
@@ -6590,7 +6605,7 @@
 </ds:datastoreItem>
 </file>
 
-<file path=customXml/itemProps4.xml><?xml version="1.0" encoding="utf-8"?>
+<file path=customXml/itemProps3.xml><?xml version="1.0" encoding="utf-8"?>
 <ds:datastoreItem xmlns:ds="http://schemas.openxmlformats.org/officeDocument/2006/customXml" ds:itemID="{63A1D694-F592-45EC-8254-99B98AE95D0A}">
   <ds:schemaRefs>
     <ds:schemaRef ds:uri="http://schemas.microsoft.com/office/2006/metadata/contentType"/>
@@ -6607,4 +6622,15 @@
     <ds:schemaRef ds:uri="http://schemas.microsoft.com/internal/obd"/>
   </ds:schemaRefs>
 </ds:datastoreItem>
+</file>
+
+<file path=customXml/itemProps4.xml><?xml version="1.0" encoding="utf-8"?>
+<ds:datastoreItem xmlns:ds="http://schemas.openxmlformats.org/officeDocument/2006/customXml" ds:itemID="{409E795B-55BB-4B09-A4AF-7E3EFD40BF53}">
+  <ds:schemaRefs>
+    <ds:schemaRef ds:uri="http://schemas.microsoft.com/office/2006/metadata/properties"/>
+    <ds:schemaRef ds:uri="http://schemas.microsoft.com/office/infopath/2007/PartnerControls"/>
+    <ds:schemaRef ds:uri="72c39c84-b0a3-45a2-a38c-ff46bb47f11f"/>
+    <ds:schemaRef ds:uri="cf9f6c1f-8ad0-4eb8-bb2b-fb0b622a341e"/>
+  </ds:schemaRefs>
+</ds:datastoreItem>
 </file>